--- a/out/GCC-Moderate_Boundary_and_ThousandEyes_Assessment.docx
+++ b/out/GCC-Moderate_Boundary_and_ThousandEyes_Assessment.docx
@@ -717,11 +717,251 @@
     </w:p>
     <w:p/>
     <w:p>
+      <w:pPr>
+        <w:pStyle w:val="Heading1"/>
+      </w:pPr>
+      <w:r>
+        <w:t>5. Forward-looking note (Q1 2026): FedRAMP 20x Moderate Pilot</w:t>
+      </w:r>
+    </w:p>
+    <w:p>
+      <w:r>
+        <w:t>After the date of this memo, the FedRAMP 20x program advanced two developments that materially change the framework environment without (yet) altering the operational gap inventory above. They are noted here so this assessment ages cleanly:</w:t>
+      </w:r>
+    </w:p>
+    <w:p>
+      <w:pPr>
+        <w:pStyle w:val="ListBullet"/>
+      </w:pPr>
+      <w:r>
+        <w:rPr>
+          <w:b w:val="0"/>
+        </w:rPr>
+        <w:t>Minimum Assessment Scope Standard (</w:t>
+      </w:r>
+      <w:hyperlink r:id="rId9">
+        <w:r>
+          <w:rPr>
+            <w:color w:val="0563C1"/>
+            <w:u w:val="single"/>
+          </w:rPr>
+          <w:t xml:space="preserve">RFC-0005</w:t>
+        </w:r>
+      </w:hyperlink>
+      <w:r>
+        <w:t>) — comment period closed 2025-05-25. Replaces traditional FedRAMP boundary policy with a two-pronged inclusion test: an information resource is in scope if it (1) handles federal information, and/or (2) likely impacts confidentiality, integrity, or availability of federal information. Information resources and most metadata that do not meet either prong are explicitly out of scope.</w:t>
+      </w:r>
+    </w:p>
+    <w:p>
+      <w:pPr>
+        <w:pStyle w:val="ListBullet"/>
+      </w:pPr>
+      <w:r>
+        <w:t xml:space="preserve">20x Phase Two Moderate Pilot active November 2025; public Moderate path arriving Q2 2026. Phase Two introduces ~61 Key Security Indicators (KSIs) at Moderate baseline (themes: KSI-CNA, KSI-SVC, KSI-IAM, KSI-MLA, KSI-CMT, KSI-AFR) — machine-readable, continuously-validated evidence sitting above NIST SP 800-53. See </w:t>
+      </w:r>
+      <w:hyperlink r:id="rId10">
+        <w:r>
+          <w:rPr>
+            <w:color w:val="0563C1"/>
+            <w:u w:val="single"/>
+          </w:rPr>
+          <w:t xml:space="preserve">FedRAMP 20x Overview</w:t>
+        </w:r>
+      </w:hyperlink>
+      <w:r>
+        <w:t xml:space="preserve"> and </w:t>
+      </w:r>
+      <w:hyperlink r:id="rId11">
+        <w:r>
+          <w:rPr>
+            <w:color w:val="0563C1"/>
+            <w:u w:val="single"/>
+          </w:rPr>
+          <w:t xml:space="preserve">Key Security Indicators documentation</w:t>
+        </w:r>
+      </w:hyperlink>
+      <w:r>
+        <w:t>.</w:t>
+      </w:r>
+    </w:p>
+    <w:p>
+      <w:pPr>
+        <w:pStyle w:val="Heading2"/>
+      </w:pPr>
+      <w:r>
+        <w:t>5.1 Effect on the Section 2 ThousandEyes mapping</w:t>
+      </w:r>
+    </w:p>
+    <w:p>
+      <w:r>
+        <w:t>The Section 2 verdict — that ThousandEyes meaningfully closes only the Networks pillar — is unchanged in substance. What changes is the evidence vocabulary: the network-pillar telemetry ThousandEyes produces (synthetic latency, jitter, packet-loss, BGP path data, DNS resolution checks) is exactly the deterministic, machine-generated telemetry 20x privileges. Under 20x, that telemetry can be expressed as KSI-MLA evidence directly rather than as bespoke compensating analytics. The identity, data, and behavioral-analytics gaps still fail the inclusion test's prong (1) — they handle federal information directly — and are not rescued by 20x on its own authority.</w:t>
+      </w:r>
+    </w:p>
+    <w:p>
+      <w:pPr>
+        <w:pStyle w:val="Heading2"/>
+      </w:pPr>
+      <w:r>
+        <w:t>5.2 Effect on the Section 3 cost analysis</w:t>
+      </w:r>
+    </w:p>
+    <w:p>
+      <w:r>
+        <w:t xml:space="preserve">Cost dimension 3.b (ATO scope and authorization) is the line item most affected. The 3PAO impact analysis time line shortens if the ThousandEyes deployment is positioned as KSI-MLA evidence under 20x rather than as a new in-scope component under the prior boundary construct — provided the agency's authorization sponsor has adopted the 20x framework and provided ThousandEyes itself is FedRAMP Moderate authorized at the SKU level (still required to verify on the </w:t>
+      </w:r>
+      <w:hyperlink r:id="rId12">
+        <w:r>
+          <w:rPr>
+            <w:color w:val="0563C1"/>
+            <w:u w:val="single"/>
+          </w:rPr>
+          <w:t xml:space="preserve">FedRAMP Marketplace</w:t>
+        </w:r>
+      </w:hyperlink>
+      <w:r>
+        <w:t>). The other cost dimensions (opportunity cost, licensing, deployment, SOC operating load) are unchanged.</w:t>
+      </w:r>
+    </w:p>
+    <w:p>
+      <w:pPr>
+        <w:pStyle w:val="Heading2"/>
+      </w:pPr>
+      <w:r>
+        <w:t>5.3 What still requires CSP product action</w:t>
+      </w:r>
+    </w:p>
+    <w:p>
+      <w:r>
+        <w:t>20x changes how FedRAMP assesses; it does not by itself ship product features into a sovereign cloud. The Microsoft Adoption Score, Informed Network Routing, Endpoint Analytics Advanced, Entra Identity Protection ML, Continuous Access Evaluation, sensitivity-label analytics, and DLP behavioral analytics gaps documented in this memo all remain CSP-roadmap items. Microsoft would have to file a 20x-aligned package for its GCC-Moderate offering covering those telemetry-bearing services for the operational gap to close. No such filing is asserted by this memo; verify directly with Microsoft GCC FedRAMP escalation if relevant to a procurement decision.</w:t>
+      </w:r>
+    </w:p>
+    <w:p>
+      <w:pPr>
+        <w:pStyle w:val="Heading2"/>
+      </w:pPr>
+      <w:r>
+        <w:t>5.4 Updated sources for this section</w:t>
+      </w:r>
+    </w:p>
+    <w:p>
+      <w:pPr>
+        <w:pStyle w:val="ListBullet"/>
+      </w:pPr>
+      <w:hyperlink r:id="rId10">
+        <w:r>
+          <w:rPr>
+            <w:color w:val="0563C1"/>
+            <w:u w:val="single"/>
+          </w:rPr>
+          <w:t xml:space="preserve">FedRAMP 20x Overview</w:t>
+        </w:r>
+      </w:hyperlink>
+    </w:p>
+    <w:p>
+      <w:pPr>
+        <w:pStyle w:val="ListBullet"/>
+      </w:pPr>
+      <w:hyperlink r:id="rId13">
+        <w:r>
+          <w:rPr>
+            <w:color w:val="0563C1"/>
+            <w:u w:val="single"/>
+          </w:rPr>
+          <w:t xml:space="preserve">FedRAMP 20x Documentation index</w:t>
+        </w:r>
+      </w:hyperlink>
+    </w:p>
+    <w:p>
+      <w:pPr>
+        <w:pStyle w:val="ListBullet"/>
+      </w:pPr>
+      <w:hyperlink r:id="rId11">
+        <w:r>
+          <w:rPr>
+            <w:color w:val="0563C1"/>
+            <w:u w:val="single"/>
+          </w:rPr>
+          <w:t xml:space="preserve">Key Security Indicators — 20x docs</w:t>
+        </w:r>
+      </w:hyperlink>
+    </w:p>
+    <w:p>
+      <w:pPr>
+        <w:pStyle w:val="ListBullet"/>
+      </w:pPr>
+      <w:hyperlink r:id="rId9">
+        <w:r>
+          <w:rPr>
+            <w:color w:val="0563C1"/>
+            <w:u w:val="single"/>
+          </w:rPr>
+          <w:t xml:space="preserve">RFC-0005 Minimum Assessment Scope Standard</w:t>
+        </w:r>
+      </w:hyperlink>
+    </w:p>
+    <w:p>
+      <w:pPr>
+        <w:pStyle w:val="ListBullet"/>
+      </w:pPr>
+      <w:hyperlink r:id="rId14">
+        <w:r>
+          <w:rPr>
+            <w:color w:val="0563C1"/>
+            <w:u w:val="single"/>
+          </w:rPr>
+          <w:t xml:space="preserve">RFC-0006 Phase One KSIs</w:t>
+        </w:r>
+      </w:hyperlink>
+    </w:p>
+    <w:p>
+      <w:pPr>
+        <w:pStyle w:val="ListBullet"/>
+      </w:pPr>
+      <w:hyperlink r:id="rId15">
+        <w:r>
+          <w:rPr>
+            <w:color w:val="0563C1"/>
+            <w:u w:val="single"/>
+          </w:rPr>
+          <w:t xml:space="preserve">RFC-0014 Phase Two KSIs</w:t>
+        </w:r>
+      </w:hyperlink>
+    </w:p>
+    <w:p>
+      <w:pPr>
+        <w:pStyle w:val="ListBullet"/>
+      </w:pPr>
+      <w:hyperlink r:id="rId16">
+        <w:r>
+          <w:rPr>
+            <w:color w:val="0563C1"/>
+            <w:u w:val="single"/>
+          </w:rPr>
+          <w:t xml:space="preserve">RFC-0024 Rev5 Machine-Readable Packages</w:t>
+        </w:r>
+      </w:hyperlink>
+    </w:p>
+    <w:p>
+      <w:pPr>
+        <w:pStyle w:val="ListBullet"/>
+      </w:pPr>
+      <w:hyperlink r:id="rId12">
+        <w:r>
+          <w:rPr>
+            <w:color w:val="0563C1"/>
+            <w:u w:val="single"/>
+          </w:rPr>
+          <w:t xml:space="preserve">FedRAMP Marketplace</w:t>
+        </w:r>
+      </w:hyperlink>
+    </w:p>
+    <w:p/>
+    <w:p>
       <w:r>
         <w:rPr>
           <w:i/>
         </w:rPr>
-        <w:t>Prepared under the UIAO NO-HALLUCINATION PROTOCOL. Findings derive from the companion M365 GCC-Moderate Telemetry &amp; Boundary Assessment v1.0 (combined) and from architectural reasoning per NIST 800-53 SI-4 / AU-2 / AU-3 / SC-7. No vendor pricing or FedRAMP Marketplace authorization status is asserted; both must be independently verified.</w:t>
+        <w:t>Prepared under the UIAO NO-HALLUCINATION PROTOCOL. Findings derive from the companion M365 GCC-Moderate Telemetry &amp; Boundary Assessment v1.0 (combined) and from architectural reasoning per NIST 800-53 SI-4 / AU-2 / AU-3 / SC-7. No vendor pricing or FedRAMP Marketplace authorization status is asserted; both must be independently verified. Section 5 added 2026-04-27 to track FedRAMP 20x Moderate Pilot framework movement; the operational findings in Sections 1–3 are unchanged.</w:t>
       </w:r>
     </w:p>
     <w:sectPr>
